--- a/Revised_KB_Documents/Internal/Setting Up BrightSigns.docx
+++ b/Revised_KB_Documents/Internal/Setting Up BrightSigns.docx
@@ -175,52 +175,21 @@
         <w:pStyle w:val="ListBullet"/>
         <w:spacing w:line="276" w:lineRule="auto" w:after="80"/>
       </w:pPr>
-      <w:r>
-        <w:rPr>
-          <w:rFonts w:ascii="Calibri" w:hAnsi="Calibri"/>
-          <w:b w:val="0"/>
-          <w:i w:val="0"/>
-          <w:sz w:val="22"/>
-        </w:rPr>
-        <w:t xml:space="preserve">URL for provisioning: </w:t>
-      </w:r>
       <w:hyperlink r:id="rId10">
         <w:r>
           <w:rPr>
             <w:color w:val="0000FF"/>
             <w:u w:val="single"/>
           </w:rPr>
-          <w:t>https://smsu.carouselsignage.net/Provision/BrightSign</w:t>
+          <w:t>URL for provisioning</w:t>
         </w:r>
       </w:hyperlink>
       <w:r>
         <w:rPr>
           <w:rFonts w:ascii="Calibri" w:hAnsi="Calibri"/>
-          <w:b w:val="0"/>
-          <w:i w:val="0"/>
           <w:sz w:val="22"/>
         </w:rPr>
         <w:t>.</w:t>
-      </w:r>
-      <w:r>
-        <w:rPr>
-          <w:rFonts w:ascii="Calibri" w:hAnsi="Calibri"/>
-          <w:b w:val="0"/>
-          <w:i w:val="0"/>
-          <w:sz w:val="22"/>
-        </w:rPr>
-        <w:br/>
-      </w:r>
-      <w:r>
-        <w:rPr>
-          <w:rFonts w:ascii="Calibri" w:hAnsi="Calibri"/>
-          <w:b w:val="0"/>
-          <w:i w:val="0"/>
-          <w:sz w:val="22"/>
-        </w:rPr>
-        <w:br/>
-        <w:tab/>
-        <w:t xml:space="preserve"> </w:t>
       </w:r>
     </w:p>
     <w:p>
@@ -875,29 +844,9 @@
       <w:r>
         <w:rPr>
           <w:rFonts w:ascii="Calibri" w:hAnsi="Calibri"/>
-          <w:b w:val="0"/>
-          <w:i w:val="0"/>
           <w:sz w:val="22"/>
         </w:rPr>
-        <w:t xml:space="preserve">Enter the following </w:t>
-      </w:r>
-      <w:r>
-        <w:rPr>
-          <w:rFonts w:ascii="Calibri" w:hAnsi="Calibri"/>
-          <w:b/>
-          <w:i w:val="0"/>
-          <w:sz w:val="22"/>
-        </w:rPr>
-        <w:t>App URL</w:t>
-      </w:r>
-      <w:r>
-        <w:rPr>
-          <w:rFonts w:ascii="Calibri" w:hAnsi="Calibri"/>
-          <w:b w:val="0"/>
-          <w:i w:val="0"/>
-          <w:sz w:val="22"/>
-        </w:rPr>
-        <w:t xml:space="preserve">: </w:t>
+        <w:t xml:space="preserve">Enter the following App URL: </w:t>
       </w:r>
       <w:hyperlink r:id="rId10">
         <w:r>
